--- a/docs (java)/generics_and_boxing.docx
+++ b/docs (java)/generics_and_boxing.docx
@@ -4640,18 +4640,7 @@
           <w:szCs w:val="22"/>
           <w:lang w:val="en-IN"/>
         </w:rPr>
-        <w:t>If we don’t want to explicit</w:t>
-      </w:r>
-      <w:bookmarkStart w:id="0" w:name="_GoBack"/>
-      <w:bookmarkEnd w:id="0"/>
-      <w:r>
-        <w:rPr>
-          <w:rFonts w:hint="default" w:ascii="Bodoni MT" w:hAnsi="Bodoni MT" w:eastAsia="等线" w:cs="Bodoni MT"/>
-          <w:sz w:val="22"/>
-          <w:szCs w:val="22"/>
-          <w:lang w:val="en-IN"/>
-        </w:rPr>
-        <w:t xml:space="preserve">ly write any generic type </w:t>
+        <w:t xml:space="preserve">If we don’t want to explicitly write any generic type </w:t>
       </w:r>
       <w:r>
         <w:rPr>
@@ -9628,238 +9617,12 @@
     </w:p>
     <w:p>
       <w:pPr>
-        <w:keepNext w:val="0"/>
-        <w:keepLines w:val="0"/>
-        <w:widowControl/>
-        <w:numPr>
-          <w:ilvl w:val="0"/>
-          <w:numId w:val="11"/>
-        </w:numPr>
-        <w:suppressLineNumbers w:val="0"/>
-        <w:spacing w:before="0" w:beforeAutospacing="0" w:after="0" w:afterAutospacing="0" w:line="360" w:lineRule="auto"/>
-        <w:ind w:left="420" w:leftChars="0" w:right="0" w:hanging="420" w:firstLineChars="0"/>
-        <w:jc w:val="left"/>
-        <w:rPr>
-          <w:rFonts w:hint="default" w:ascii="Bodoni MT" w:hAnsi="Bodoni MT" w:eastAsia="等线" w:cs="Bodoni MT"/>
-          <w:sz w:val="22"/>
-          <w:szCs w:val="22"/>
+        <w:rPr>
+          <w:rFonts w:hint="default" w:ascii="Bodoni MT" w:hAnsi="Bodoni MT" w:cs="Bodoni MT"/>
         </w:rPr>
       </w:pPr>
-      <w:r>
-        <w:rPr>
-          <w:rFonts w:hint="default" w:ascii="Bodoni MT" w:hAnsi="Bodoni MT" w:eastAsia="等线" w:cs="Bodoni MT"/>
-          <w:sz w:val="22"/>
-          <w:szCs w:val="22"/>
-          <w:lang w:val="en-IN"/>
-        </w:rPr>
-        <w:t>F</w:t>
-      </w:r>
-    </w:p>
-    <w:p>
-      <w:pPr>
-        <w:keepNext w:val="0"/>
-        <w:keepLines w:val="0"/>
-        <w:widowControl/>
-        <w:numPr>
-          <w:ilvl w:val="0"/>
-          <w:numId w:val="11"/>
-        </w:numPr>
-        <w:suppressLineNumbers w:val="0"/>
-        <w:spacing w:before="0" w:beforeAutospacing="0" w:after="0" w:afterAutospacing="0" w:line="360" w:lineRule="auto"/>
-        <w:ind w:left="420" w:leftChars="0" w:right="0" w:hanging="420" w:firstLineChars="0"/>
-        <w:jc w:val="left"/>
-        <w:rPr>
-          <w:rFonts w:hint="default" w:ascii="Bodoni MT" w:hAnsi="Bodoni MT" w:eastAsia="等线" w:cs="Bodoni MT"/>
-          <w:sz w:val="22"/>
-          <w:szCs w:val="22"/>
-        </w:rPr>
-      </w:pPr>
-      <w:r>
-        <w:rPr>
-          <w:rFonts w:hint="default" w:ascii="Bodoni MT" w:hAnsi="Bodoni MT" w:eastAsia="等线" w:cs="Bodoni MT"/>
-          <w:sz w:val="22"/>
-          <w:szCs w:val="22"/>
-          <w:lang w:val="en-IN"/>
-        </w:rPr>
-        <w:t>F</w:t>
-      </w:r>
-    </w:p>
-    <w:p>
-      <w:pPr>
-        <w:keepNext w:val="0"/>
-        <w:keepLines w:val="0"/>
-        <w:widowControl/>
-        <w:numPr>
-          <w:ilvl w:val="0"/>
-          <w:numId w:val="11"/>
-        </w:numPr>
-        <w:suppressLineNumbers w:val="0"/>
-        <w:spacing w:before="0" w:beforeAutospacing="0" w:after="0" w:afterAutospacing="0" w:line="360" w:lineRule="auto"/>
-        <w:ind w:left="420" w:leftChars="0" w:right="0" w:hanging="420" w:firstLineChars="0"/>
-        <w:jc w:val="left"/>
-        <w:rPr>
-          <w:rFonts w:hint="default" w:ascii="Bodoni MT" w:hAnsi="Bodoni MT" w:eastAsia="等线" w:cs="Bodoni MT"/>
-          <w:sz w:val="22"/>
-          <w:szCs w:val="22"/>
-        </w:rPr>
-      </w:pPr>
-      <w:r>
-        <w:rPr>
-          <w:rFonts w:hint="default" w:ascii="Bodoni MT" w:hAnsi="Bodoni MT" w:eastAsia="等线" w:cs="Bodoni MT"/>
-          <w:sz w:val="22"/>
-          <w:szCs w:val="22"/>
-          <w:lang w:val="en-IN"/>
-        </w:rPr>
-        <w:t>F</w:t>
-      </w:r>
-    </w:p>
-    <w:p>
-      <w:pPr>
-        <w:keepNext w:val="0"/>
-        <w:keepLines w:val="0"/>
-        <w:widowControl/>
-        <w:numPr>
-          <w:ilvl w:val="0"/>
-          <w:numId w:val="11"/>
-        </w:numPr>
-        <w:suppressLineNumbers w:val="0"/>
-        <w:spacing w:before="0" w:beforeAutospacing="0" w:after="0" w:afterAutospacing="0" w:line="360" w:lineRule="auto"/>
-        <w:ind w:left="420" w:leftChars="0" w:right="0" w:hanging="420" w:firstLineChars="0"/>
-        <w:jc w:val="left"/>
-        <w:rPr>
-          <w:rFonts w:hint="default" w:ascii="Bodoni MT" w:hAnsi="Bodoni MT" w:eastAsia="等线" w:cs="Bodoni MT"/>
-          <w:sz w:val="22"/>
-          <w:szCs w:val="22"/>
-        </w:rPr>
-      </w:pPr>
-      <w:r>
-        <w:rPr>
-          <w:rFonts w:hint="default" w:ascii="Bodoni MT" w:hAnsi="Bodoni MT" w:eastAsia="等线" w:cs="Bodoni MT"/>
-          <w:sz w:val="22"/>
-          <w:szCs w:val="22"/>
-          <w:lang w:val="en-IN"/>
-        </w:rPr>
-        <w:t>F</w:t>
-      </w:r>
-    </w:p>
-    <w:p>
-      <w:pPr>
-        <w:keepNext w:val="0"/>
-        <w:keepLines w:val="0"/>
-        <w:widowControl/>
-        <w:numPr>
-          <w:ilvl w:val="0"/>
-          <w:numId w:val="11"/>
-        </w:numPr>
-        <w:suppressLineNumbers w:val="0"/>
-        <w:spacing w:before="0" w:beforeAutospacing="0" w:after="0" w:afterAutospacing="0" w:line="360" w:lineRule="auto"/>
-        <w:ind w:left="420" w:leftChars="0" w:right="0" w:hanging="420" w:firstLineChars="0"/>
-        <w:jc w:val="left"/>
-        <w:rPr>
-          <w:rFonts w:hint="default" w:ascii="Bodoni MT" w:hAnsi="Bodoni MT" w:eastAsia="等线" w:cs="Bodoni MT"/>
-          <w:sz w:val="22"/>
-          <w:szCs w:val="22"/>
-        </w:rPr>
-      </w:pPr>
-      <w:r>
-        <w:rPr>
-          <w:rFonts w:hint="default" w:ascii="Bodoni MT" w:hAnsi="Bodoni MT" w:eastAsia="等线" w:cs="Bodoni MT"/>
-          <w:sz w:val="22"/>
-          <w:szCs w:val="22"/>
-          <w:lang w:val="en-IN"/>
-        </w:rPr>
-        <w:t>F</w:t>
-      </w:r>
-    </w:p>
-    <w:p>
-      <w:pPr>
-        <w:keepNext w:val="0"/>
-        <w:keepLines w:val="0"/>
-        <w:widowControl/>
-        <w:numPr>
-          <w:ilvl w:val="0"/>
-          <w:numId w:val="11"/>
-        </w:numPr>
-        <w:suppressLineNumbers w:val="0"/>
-        <w:spacing w:before="0" w:beforeAutospacing="0" w:after="0" w:afterAutospacing="0" w:line="360" w:lineRule="auto"/>
-        <w:ind w:left="420" w:leftChars="0" w:right="0" w:hanging="420" w:firstLineChars="0"/>
-        <w:jc w:val="left"/>
-        <w:rPr>
-          <w:rFonts w:hint="default" w:ascii="Bodoni MT" w:hAnsi="Bodoni MT" w:eastAsia="等线" w:cs="Bodoni MT"/>
-          <w:sz w:val="22"/>
-          <w:szCs w:val="22"/>
-        </w:rPr>
-      </w:pPr>
-      <w:r>
-        <w:rPr>
-          <w:rFonts w:hint="default" w:ascii="Bodoni MT" w:hAnsi="Bodoni MT" w:eastAsia="等线" w:cs="Bodoni MT"/>
-          <w:sz w:val="22"/>
-          <w:szCs w:val="22"/>
-          <w:lang w:val="en-IN"/>
-        </w:rPr>
-        <w:t>F</w:t>
-      </w:r>
-    </w:p>
-    <w:p>
-      <w:pPr>
-        <w:keepNext w:val="0"/>
-        <w:keepLines w:val="0"/>
-        <w:widowControl/>
-        <w:numPr>
-          <w:ilvl w:val="0"/>
-          <w:numId w:val="11"/>
-        </w:numPr>
-        <w:suppressLineNumbers w:val="0"/>
-        <w:spacing w:before="0" w:beforeAutospacing="0" w:after="0" w:afterAutospacing="0" w:line="360" w:lineRule="auto"/>
-        <w:ind w:left="420" w:leftChars="0" w:right="0" w:hanging="420" w:firstLineChars="0"/>
-        <w:jc w:val="left"/>
-        <w:rPr>
-          <w:rFonts w:hint="default" w:ascii="Bodoni MT" w:hAnsi="Bodoni MT" w:eastAsia="等线" w:cs="Bodoni MT"/>
-          <w:sz w:val="22"/>
-          <w:szCs w:val="22"/>
-        </w:rPr>
-      </w:pPr>
-    </w:p>
-    <w:p>
-      <w:pPr>
-        <w:keepNext w:val="0"/>
-        <w:keepLines w:val="0"/>
-        <w:widowControl/>
-        <w:numPr>
-          <w:ilvl w:val="0"/>
-          <w:numId w:val="11"/>
-        </w:numPr>
-        <w:suppressLineNumbers w:val="0"/>
-        <w:spacing w:before="0" w:beforeAutospacing="0" w:after="0" w:afterAutospacing="0" w:line="360" w:lineRule="auto"/>
-        <w:ind w:left="420" w:leftChars="0" w:right="0" w:hanging="420" w:firstLineChars="0"/>
-        <w:jc w:val="left"/>
-        <w:rPr>
-          <w:rFonts w:hint="default" w:ascii="Bodoni MT" w:hAnsi="Bodoni MT" w:eastAsia="等线" w:cs="Bodoni MT"/>
-          <w:sz w:val="22"/>
-          <w:szCs w:val="22"/>
-        </w:rPr>
-      </w:pPr>
-    </w:p>
-    <w:p>
-      <w:pPr>
-        <w:rPr>
-          <w:rFonts w:hint="default" w:ascii="Bodoni MT" w:hAnsi="Bodoni MT" w:cs="Bodoni MT"/>
-        </w:rPr>
-      </w:pPr>
-    </w:p>
-    <w:p>
-      <w:pPr>
-        <w:rPr>
-          <w:rFonts w:hint="default" w:ascii="Bodoni MT" w:hAnsi="Bodoni MT" w:cs="Bodoni MT"/>
-        </w:rPr>
-      </w:pPr>
-    </w:p>
-    <w:p>
-      <w:pPr>
-        <w:rPr>
-          <w:rFonts w:hint="default" w:ascii="Bodoni MT" w:hAnsi="Bodoni MT" w:cs="Bodoni MT"/>
-        </w:rPr>
-      </w:pPr>
+      <w:bookmarkStart w:id="0" w:name="_GoBack"/>
+      <w:bookmarkEnd w:id="0"/>
     </w:p>
     <w:sectPr>
       <w:pgSz w:w="11906" w:h="16838"/>
@@ -10276,13 +10039,13 @@
     <w:lsdException w:qFormat="1" w:unhideWhenUsed="0" w:uiPriority="0" w:semiHidden="0" w:name="index 9"/>
     <w:lsdException w:qFormat="1" w:unhideWhenUsed="0" w:uiPriority="0" w:semiHidden="0" w:name="toc 1"/>
     <w:lsdException w:qFormat="1" w:unhideWhenUsed="0" w:uiPriority="0" w:semiHidden="0" w:name="toc 2"/>
-    <w:lsdException w:unhideWhenUsed="0" w:uiPriority="0" w:semiHidden="0" w:name="toc 3"/>
+    <w:lsdException w:qFormat="1" w:unhideWhenUsed="0" w:uiPriority="0" w:semiHidden="0" w:name="toc 3"/>
     <w:lsdException w:qFormat="1" w:unhideWhenUsed="0" w:uiPriority="0" w:semiHidden="0" w:name="toc 4"/>
-    <w:lsdException w:unhideWhenUsed="0" w:uiPriority="0" w:semiHidden="0" w:name="toc 5"/>
+    <w:lsdException w:qFormat="1" w:unhideWhenUsed="0" w:uiPriority="0" w:semiHidden="0" w:name="toc 5"/>
     <w:lsdException w:unhideWhenUsed="0" w:uiPriority="0" w:semiHidden="0" w:name="toc 6"/>
     <w:lsdException w:qFormat="1" w:unhideWhenUsed="0" w:uiPriority="0" w:semiHidden="0" w:name="toc 7"/>
-    <w:lsdException w:unhideWhenUsed="0" w:uiPriority="0" w:semiHidden="0" w:name="toc 8"/>
-    <w:lsdException w:unhideWhenUsed="0" w:uiPriority="0" w:semiHidden="0" w:name="toc 9"/>
+    <w:lsdException w:qFormat="1" w:unhideWhenUsed="0" w:uiPriority="0" w:semiHidden="0" w:name="toc 8"/>
+    <w:lsdException w:qFormat="1" w:unhideWhenUsed="0" w:uiPriority="0" w:semiHidden="0" w:name="toc 9"/>
     <w:lsdException w:qFormat="1" w:unhideWhenUsed="0" w:uiPriority="0" w:semiHidden="0" w:name="Normal Indent"/>
     <w:lsdException w:qFormat="1" w:unhideWhenUsed="0" w:uiPriority="0" w:semiHidden="0" w:name="footnote text"/>
     <w:lsdException w:qFormat="1" w:unhideWhenUsed="0" w:uiPriority="0" w:semiHidden="0" w:name="annotation text"/>
@@ -10290,7 +10053,7 @@
     <w:lsdException w:qFormat="1" w:unhideWhenUsed="0" w:uiPriority="0" w:semiHidden="0" w:name="footer"/>
     <w:lsdException w:qFormat="1" w:unhideWhenUsed="0" w:uiPriority="0" w:semiHidden="0" w:name="index heading"/>
     <w:lsdException w:qFormat="1" w:uiPriority="0" w:name="caption"/>
-    <w:lsdException w:unhideWhenUsed="0" w:uiPriority="0" w:semiHidden="0" w:name="table of figures"/>
+    <w:lsdException w:qFormat="1" w:unhideWhenUsed="0" w:uiPriority="0" w:semiHidden="0" w:name="table of figures"/>
     <w:lsdException w:qFormat="1" w:unhideWhenUsed="0" w:uiPriority="0" w:semiHidden="0" w:name="envelope address"/>
     <w:lsdException w:unhideWhenUsed="0" w:uiPriority="0" w:semiHidden="0" w:name="envelope return"/>
     <w:lsdException w:qFormat="1" w:unhideWhenUsed="0" w:uiPriority="0" w:semiHidden="0" w:name="footnote reference"/>
@@ -10299,7 +10062,7 @@
     <w:lsdException w:qFormat="1" w:unhideWhenUsed="0" w:uiPriority="0" w:semiHidden="0" w:name="page number"/>
     <w:lsdException w:qFormat="1" w:unhideWhenUsed="0" w:uiPriority="0" w:semiHidden="0" w:name="endnote reference"/>
     <w:lsdException w:qFormat="1" w:unhideWhenUsed="0" w:uiPriority="0" w:semiHidden="0" w:name="endnote text"/>
-    <w:lsdException w:unhideWhenUsed="0" w:uiPriority="0" w:semiHidden="0" w:name="table of authorities"/>
+    <w:lsdException w:qFormat="1" w:unhideWhenUsed="0" w:uiPriority="0" w:semiHidden="0" w:name="table of authorities"/>
     <w:lsdException w:qFormat="1" w:unhideWhenUsed="0" w:uiPriority="0" w:semiHidden="0" w:name="macro"/>
     <w:lsdException w:unhideWhenUsed="0" w:uiPriority="0" w:semiHidden="0" w:name="toa heading"/>
     <w:lsdException w:qFormat="1" w:unhideWhenUsed="0" w:uiPriority="0" w:semiHidden="0" w:name="List"/>
@@ -10327,7 +10090,7 @@
     <w:lsdException w:qFormat="1" w:unhideWhenUsed="0" w:uiPriority="0" w:semiHidden="0" w:name="List Continue 2"/>
     <w:lsdException w:qFormat="1" w:unhideWhenUsed="0" w:uiPriority="0" w:semiHidden="0" w:name="List Continue 3"/>
     <w:lsdException w:qFormat="1" w:unhideWhenUsed="0" w:uiPriority="0" w:semiHidden="0" w:name="List Continue 4"/>
-    <w:lsdException w:unhideWhenUsed="0" w:uiPriority="0" w:semiHidden="0" w:name="List Continue 5"/>
+    <w:lsdException w:qFormat="1" w:unhideWhenUsed="0" w:uiPriority="0" w:semiHidden="0" w:name="List Continue 5"/>
     <w:lsdException w:unhideWhenUsed="0" w:uiPriority="0" w:semiHidden="0" w:name="Message Header"/>
     <w:lsdException w:qFormat="1" w:unhideWhenUsed="0" w:uiPriority="0" w:semiHidden="0" w:name="Subtitle"/>
     <w:lsdException w:qFormat="1" w:unhideWhenUsed="0" w:uiPriority="0" w:semiHidden="0" w:name="Salutation"/>
@@ -10361,53 +10124,53 @@
     <w:lsdException w:qFormat="1" w:unhideWhenUsed="0" w:uiPriority="0" w:name="Normal Table"/>
     <w:lsdException w:qFormat="1" w:unhideWhenUsed="0" w:uiPriority="0" w:semiHidden="0" w:name="annotation subject"/>
     <w:lsdException w:qFormat="1" w:unhideWhenUsed="0" w:uiPriority="0" w:semiHidden="0" w:name="Table Simple 1"/>
-    <w:lsdException w:unhideWhenUsed="0" w:uiPriority="0" w:semiHidden="0" w:name="Table Simple 2"/>
-    <w:lsdException w:unhideWhenUsed="0" w:uiPriority="0" w:semiHidden="0" w:name="Table Simple 3"/>
-    <w:lsdException w:unhideWhenUsed="0" w:uiPriority="0" w:semiHidden="0" w:name="Table Classic 1"/>
-    <w:lsdException w:unhideWhenUsed="0" w:uiPriority="0" w:semiHidden="0" w:name="Table Classic 2"/>
+    <w:lsdException w:qFormat="1" w:unhideWhenUsed="0" w:uiPriority="0" w:semiHidden="0" w:name="Table Simple 2"/>
+    <w:lsdException w:qFormat="1" w:unhideWhenUsed="0" w:uiPriority="0" w:semiHidden="0" w:name="Table Simple 3"/>
+    <w:lsdException w:qFormat="1" w:unhideWhenUsed="0" w:uiPriority="0" w:semiHidden="0" w:name="Table Classic 1"/>
+    <w:lsdException w:qFormat="1" w:unhideWhenUsed="0" w:uiPriority="0" w:semiHidden="0" w:name="Table Classic 2"/>
     <w:lsdException w:unhideWhenUsed="0" w:uiPriority="0" w:semiHidden="0" w:name="Table Classic 3"/>
     <w:lsdException w:qFormat="1" w:unhideWhenUsed="0" w:uiPriority="0" w:semiHidden="0" w:name="Table Classic 4"/>
-    <w:lsdException w:unhideWhenUsed="0" w:uiPriority="0" w:semiHidden="0" w:name="Table Colorful 1"/>
-    <w:lsdException w:unhideWhenUsed="0" w:uiPriority="0" w:semiHidden="0" w:name="Table Colorful 2"/>
-    <w:lsdException w:unhideWhenUsed="0" w:uiPriority="0" w:semiHidden="0" w:name="Table Colorful 3"/>
-    <w:lsdException w:unhideWhenUsed="0" w:uiPriority="0" w:semiHidden="0" w:name="Table Columns 1"/>
+    <w:lsdException w:qFormat="1" w:unhideWhenUsed="0" w:uiPriority="0" w:semiHidden="0" w:name="Table Colorful 1"/>
+    <w:lsdException w:qFormat="1" w:unhideWhenUsed="0" w:uiPriority="0" w:semiHidden="0" w:name="Table Colorful 2"/>
+    <w:lsdException w:qFormat="1" w:unhideWhenUsed="0" w:uiPriority="0" w:semiHidden="0" w:name="Table Colorful 3"/>
+    <w:lsdException w:qFormat="1" w:unhideWhenUsed="0" w:uiPriority="0" w:semiHidden="0" w:name="Table Columns 1"/>
     <w:lsdException w:unhideWhenUsed="0" w:uiPriority="0" w:semiHidden="0" w:name="Table Columns 2"/>
-    <w:lsdException w:unhideWhenUsed="0" w:uiPriority="0" w:semiHidden="0" w:name="Table Columns 3"/>
+    <w:lsdException w:qFormat="1" w:unhideWhenUsed="0" w:uiPriority="0" w:semiHidden="0" w:name="Table Columns 3"/>
     <w:lsdException w:qFormat="1" w:unhideWhenUsed="0" w:uiPriority="0" w:semiHidden="0" w:name="Table Columns 4"/>
-    <w:lsdException w:unhideWhenUsed="0" w:uiPriority="0" w:semiHidden="0" w:name="Table Columns 5"/>
+    <w:lsdException w:qFormat="1" w:unhideWhenUsed="0" w:uiPriority="0" w:semiHidden="0" w:name="Table Columns 5"/>
     <w:lsdException w:qFormat="1" w:unhideWhenUsed="0" w:uiPriority="0" w:semiHidden="0" w:name="Table Grid 1"/>
-    <w:lsdException w:unhideWhenUsed="0" w:uiPriority="0" w:semiHidden="0" w:name="Table Grid 2"/>
-    <w:lsdException w:unhideWhenUsed="0" w:uiPriority="0" w:semiHidden="0" w:name="Table Grid 3"/>
+    <w:lsdException w:qFormat="1" w:unhideWhenUsed="0" w:uiPriority="0" w:semiHidden="0" w:name="Table Grid 2"/>
+    <w:lsdException w:qFormat="1" w:unhideWhenUsed="0" w:uiPriority="0" w:semiHidden="0" w:name="Table Grid 3"/>
     <w:lsdException w:unhideWhenUsed="0" w:uiPriority="0" w:semiHidden="0" w:name="Table Grid 4"/>
     <w:lsdException w:unhideWhenUsed="0" w:uiPriority="0" w:semiHidden="0" w:name="Table Grid 5"/>
     <w:lsdException w:unhideWhenUsed="0" w:uiPriority="0" w:semiHidden="0" w:name="Table Grid 6"/>
-    <w:lsdException w:unhideWhenUsed="0" w:uiPriority="0" w:semiHidden="0" w:name="Table Grid 7"/>
-    <w:lsdException w:unhideWhenUsed="0" w:uiPriority="0" w:semiHidden="0" w:name="Table Grid 8"/>
-    <w:lsdException w:unhideWhenUsed="0" w:uiPriority="0" w:semiHidden="0" w:name="Table List 1"/>
+    <w:lsdException w:qFormat="1" w:unhideWhenUsed="0" w:uiPriority="0" w:semiHidden="0" w:name="Table Grid 7"/>
+    <w:lsdException w:qFormat="1" w:unhideWhenUsed="0" w:uiPriority="0" w:semiHidden="0" w:name="Table Grid 8"/>
+    <w:lsdException w:qFormat="1" w:unhideWhenUsed="0" w:uiPriority="0" w:semiHidden="0" w:name="Table List 1"/>
     <w:lsdException w:qFormat="1" w:unhideWhenUsed="0" w:uiPriority="0" w:semiHidden="0" w:name="Table List 2"/>
-    <w:lsdException w:unhideWhenUsed="0" w:uiPriority="0" w:semiHidden="0" w:name="Table List 3"/>
-    <w:lsdException w:unhideWhenUsed="0" w:uiPriority="0" w:semiHidden="0" w:name="Table List 4"/>
-    <w:lsdException w:unhideWhenUsed="0" w:uiPriority="0" w:semiHidden="0" w:name="Table List 5"/>
-    <w:lsdException w:unhideWhenUsed="0" w:uiPriority="0" w:semiHidden="0" w:name="Table List 6"/>
+    <w:lsdException w:qFormat="1" w:unhideWhenUsed="0" w:uiPriority="0" w:semiHidden="0" w:name="Table List 3"/>
+    <w:lsdException w:qFormat="1" w:unhideWhenUsed="0" w:uiPriority="0" w:semiHidden="0" w:name="Table List 4"/>
+    <w:lsdException w:qFormat="1" w:unhideWhenUsed="0" w:uiPriority="0" w:semiHidden="0" w:name="Table List 5"/>
+    <w:lsdException w:qFormat="1" w:unhideWhenUsed="0" w:uiPriority="0" w:semiHidden="0" w:name="Table List 6"/>
     <w:lsdException w:unhideWhenUsed="0" w:uiPriority="0" w:semiHidden="0" w:name="Table List 7"/>
     <w:lsdException w:unhideWhenUsed="0" w:uiPriority="0" w:semiHidden="0" w:name="Table List 8"/>
     <w:lsdException w:qFormat="1" w:unhideWhenUsed="0" w:uiPriority="0" w:semiHidden="0" w:name="Table 3D effects 1"/>
     <w:lsdException w:qFormat="1" w:unhideWhenUsed="0" w:uiPriority="0" w:semiHidden="0" w:name="Table 3D effects 2"/>
     <w:lsdException w:qFormat="1" w:unhideWhenUsed="0" w:uiPriority="0" w:semiHidden="0" w:name="Table 3D effects 3"/>
-    <w:lsdException w:unhideWhenUsed="0" w:uiPriority="0" w:semiHidden="0" w:name="Table Contemporary"/>
-    <w:lsdException w:unhideWhenUsed="0" w:uiPriority="0" w:semiHidden="0" w:name="Table Elegant"/>
-    <w:lsdException w:unhideWhenUsed="0" w:uiPriority="0" w:semiHidden="0" w:name="Table Professional"/>
+    <w:lsdException w:qFormat="1" w:unhideWhenUsed="0" w:uiPriority="0" w:semiHidden="0" w:name="Table Contemporary"/>
+    <w:lsdException w:qFormat="1" w:unhideWhenUsed="0" w:uiPriority="0" w:semiHidden="0" w:name="Table Elegant"/>
+    <w:lsdException w:qFormat="1" w:unhideWhenUsed="0" w:uiPriority="0" w:semiHidden="0" w:name="Table Professional"/>
     <w:lsdException w:qFormat="1" w:unhideWhenUsed="0" w:uiPriority="0" w:semiHidden="0" w:name="Table Subtle 1"/>
-    <w:lsdException w:unhideWhenUsed="0" w:uiPriority="0" w:semiHidden="0" w:name="Table Subtle 2"/>
-    <w:lsdException w:unhideWhenUsed="0" w:uiPriority="0" w:semiHidden="0" w:name="Table Web 1"/>
+    <w:lsdException w:qFormat="1" w:unhideWhenUsed="0" w:uiPriority="0" w:semiHidden="0" w:name="Table Subtle 2"/>
+    <w:lsdException w:qFormat="1" w:unhideWhenUsed="0" w:uiPriority="0" w:semiHidden="0" w:name="Table Web 1"/>
     <w:lsdException w:qFormat="1" w:unhideWhenUsed="0" w:uiPriority="0" w:semiHidden="0" w:name="Table Web 2"/>
-    <w:lsdException w:unhideWhenUsed="0" w:uiPriority="0" w:semiHidden="0" w:name="Table Web 3"/>
+    <w:lsdException w:qFormat="1" w:unhideWhenUsed="0" w:uiPriority="0" w:semiHidden="0" w:name="Table Web 3"/>
     <w:lsdException w:qFormat="1" w:unhideWhenUsed="0" w:uiPriority="0" w:semiHidden="0" w:name="Balloon Text"/>
-    <w:lsdException w:unhideWhenUsed="0" w:uiPriority="0" w:semiHidden="0" w:name="Table Grid"/>
-    <w:lsdException w:unhideWhenUsed="0" w:uiPriority="0" w:semiHidden="0" w:name="Table Theme"/>
+    <w:lsdException w:qFormat="1" w:unhideWhenUsed="0" w:uiPriority="0" w:semiHidden="0" w:name="Table Grid"/>
+    <w:lsdException w:qFormat="1" w:unhideWhenUsed="0" w:uiPriority="0" w:semiHidden="0" w:name="Table Theme"/>
     <w:lsdException w:qFormat="1" w:unhideWhenUsed="0" w:uiPriority="60" w:semiHidden="0" w:name="Light Shading"/>
-    <w:lsdException w:unhideWhenUsed="0" w:uiPriority="61" w:semiHidden="0" w:name="Light List"/>
-    <w:lsdException w:unhideWhenUsed="0" w:uiPriority="62" w:semiHidden="0" w:name="Light Grid"/>
+    <w:lsdException w:qFormat="1" w:unhideWhenUsed="0" w:uiPriority="61" w:semiHidden="0" w:name="Light List"/>
+    <w:lsdException w:qFormat="1" w:unhideWhenUsed="0" w:uiPriority="62" w:semiHidden="0" w:name="Light Grid"/>
     <w:lsdException w:qFormat="1" w:unhideWhenUsed="0" w:uiPriority="63" w:semiHidden="0" w:name="Medium Shading 1"/>
     <w:lsdException w:qFormat="1" w:unhideWhenUsed="0" w:uiPriority="64" w:semiHidden="0" w:name="Medium Shading 2"/>
     <w:lsdException w:unhideWhenUsed="0" w:uiPriority="65" w:semiHidden="0" w:name="Medium List 1"/>
@@ -10420,25 +10183,25 @@
     <w:lsdException w:unhideWhenUsed="0" w:uiPriority="72" w:semiHidden="0" w:name="Colorful List"/>
     <w:lsdException w:unhideWhenUsed="0" w:uiPriority="73" w:semiHidden="0" w:name="Colorful Grid"/>
     <w:lsdException w:qFormat="1" w:unhideWhenUsed="0" w:uiPriority="60" w:semiHidden="0" w:name="Light Shading Accent 1"/>
-    <w:lsdException w:unhideWhenUsed="0" w:uiPriority="61" w:semiHidden="0" w:name="Light List Accent 1"/>
-    <w:lsdException w:unhideWhenUsed="0" w:uiPriority="62" w:semiHidden="0" w:name="Light Grid Accent 1"/>
+    <w:lsdException w:qFormat="1" w:unhideWhenUsed="0" w:uiPriority="61" w:semiHidden="0" w:name="Light List Accent 1"/>
+    <w:lsdException w:qFormat="1" w:unhideWhenUsed="0" w:uiPriority="62" w:semiHidden="0" w:name="Light Grid Accent 1"/>
     <w:lsdException w:qFormat="1" w:unhideWhenUsed="0" w:uiPriority="63" w:semiHidden="0" w:name="Medium Shading 1 Accent 1"/>
     <w:lsdException w:unhideWhenUsed="0" w:uiPriority="64" w:semiHidden="0" w:name="Medium Shading 2 Accent 1"/>
     <w:lsdException w:qFormat="1" w:unhideWhenUsed="0" w:uiPriority="65" w:semiHidden="0" w:name="Medium List 1 Accent 1"/>
     <w:lsdException w:qFormat="1" w:unhideWhenUsed="0" w:uiPriority="66" w:semiHidden="0" w:name="Medium List 2 Accent 1"/>
     <w:lsdException w:qFormat="1" w:unhideWhenUsed="0" w:uiPriority="67" w:semiHidden="0" w:name="Medium Grid 1 Accent 1"/>
     <w:lsdException w:qFormat="1" w:unhideWhenUsed="0" w:uiPriority="68" w:semiHidden="0" w:name="Medium Grid 2 Accent 1"/>
-    <w:lsdException w:unhideWhenUsed="0" w:uiPriority="69" w:semiHidden="0" w:name="Medium Grid 3 Accent 1"/>
-    <w:lsdException w:unhideWhenUsed="0" w:uiPriority="70" w:semiHidden="0" w:name="Dark List Accent 1"/>
+    <w:lsdException w:qFormat="1" w:unhideWhenUsed="0" w:uiPriority="69" w:semiHidden="0" w:name="Medium Grid 3 Accent 1"/>
+    <w:lsdException w:qFormat="1" w:unhideWhenUsed="0" w:uiPriority="70" w:semiHidden="0" w:name="Dark List Accent 1"/>
     <w:lsdException w:qFormat="1" w:unhideWhenUsed="0" w:uiPriority="71" w:semiHidden="0" w:name="Colorful Shading Accent 1"/>
     <w:lsdException w:unhideWhenUsed="0" w:uiPriority="72" w:semiHidden="0" w:name="Colorful List Accent 1"/>
     <w:lsdException w:qFormat="1" w:unhideWhenUsed="0" w:uiPriority="73" w:semiHidden="0" w:name="Colorful Grid Accent 1"/>
     <w:lsdException w:qFormat="1" w:unhideWhenUsed="0" w:uiPriority="60" w:semiHidden="0" w:name="Light Shading Accent 2"/>
-    <w:lsdException w:unhideWhenUsed="0" w:uiPriority="61" w:semiHidden="0" w:name="Light List Accent 2"/>
+    <w:lsdException w:qFormat="1" w:unhideWhenUsed="0" w:uiPriority="61" w:semiHidden="0" w:name="Light List Accent 2"/>
     <w:lsdException w:qFormat="1" w:unhideWhenUsed="0" w:uiPriority="62" w:semiHidden="0" w:name="Light Grid Accent 2"/>
     <w:lsdException w:qFormat="1" w:unhideWhenUsed="0" w:uiPriority="63" w:semiHidden="0" w:name="Medium Shading 1 Accent 2"/>
     <w:lsdException w:unhideWhenUsed="0" w:uiPriority="64" w:semiHidden="0" w:name="Medium Shading 2 Accent 2"/>
-    <w:lsdException w:unhideWhenUsed="0" w:uiPriority="65" w:semiHidden="0" w:name="Medium List 1 Accent 2"/>
+    <w:lsdException w:qFormat="1" w:unhideWhenUsed="0" w:uiPriority="65" w:semiHidden="0" w:name="Medium List 1 Accent 2"/>
     <w:lsdException w:qFormat="1" w:unhideWhenUsed="0" w:uiPriority="66" w:semiHidden="0" w:name="Medium List 2 Accent 2"/>
     <w:lsdException w:qFormat="1" w:unhideWhenUsed="0" w:uiPriority="67" w:semiHidden="0" w:name="Medium Grid 1 Accent 2"/>
     <w:lsdException w:qFormat="1" w:unhideWhenUsed="0" w:uiPriority="68" w:semiHidden="0" w:name="Medium Grid 2 Accent 2"/>
@@ -10449,8 +10212,8 @@
     <w:lsdException w:unhideWhenUsed="0" w:uiPriority="73" w:semiHidden="0" w:name="Colorful Grid Accent 2"/>
     <w:lsdException w:qFormat="1" w:unhideWhenUsed="0" w:uiPriority="60" w:semiHidden="0" w:name="Light Shading Accent 3"/>
     <w:lsdException w:qFormat="1" w:unhideWhenUsed="0" w:uiPriority="61" w:semiHidden="0" w:name="Light List Accent 3"/>
-    <w:lsdException w:unhideWhenUsed="0" w:uiPriority="62" w:semiHidden="0" w:name="Light Grid Accent 3"/>
-    <w:lsdException w:unhideWhenUsed="0" w:uiPriority="63" w:semiHidden="0" w:name="Medium Shading 1 Accent 3"/>
+    <w:lsdException w:qFormat="1" w:unhideWhenUsed="0" w:uiPriority="62" w:semiHidden="0" w:name="Light Grid Accent 3"/>
+    <w:lsdException w:qFormat="1" w:unhideWhenUsed="0" w:uiPriority="63" w:semiHidden="0" w:name="Medium Shading 1 Accent 3"/>
     <w:lsdException w:unhideWhenUsed="0" w:uiPriority="64" w:semiHidden="0" w:name="Medium Shading 2 Accent 3"/>
     <w:lsdException w:unhideWhenUsed="0" w:uiPriority="65" w:semiHidden="0" w:name="Medium List 1 Accent 3"/>
     <w:lsdException w:qFormat="1" w:unhideWhenUsed="0" w:uiPriority="66" w:semiHidden="0" w:name="Medium List 2 Accent 3"/>
@@ -10460,13 +10223,13 @@
     <w:lsdException w:qFormat="1" w:unhideWhenUsed="0" w:uiPriority="70" w:semiHidden="0" w:name="Dark List Accent 3"/>
     <w:lsdException w:qFormat="1" w:unhideWhenUsed="0" w:uiPriority="71" w:semiHidden="0" w:name="Colorful Shading Accent 3"/>
     <w:lsdException w:unhideWhenUsed="0" w:uiPriority="72" w:semiHidden="0" w:name="Colorful List Accent 3"/>
-    <w:lsdException w:unhideWhenUsed="0" w:uiPriority="73" w:semiHidden="0" w:name="Colorful Grid Accent 3"/>
-    <w:lsdException w:unhideWhenUsed="0" w:uiPriority="60" w:semiHidden="0" w:name="Light Shading Accent 4"/>
-    <w:lsdException w:unhideWhenUsed="0" w:uiPriority="61" w:semiHidden="0" w:name="Light List Accent 4"/>
+    <w:lsdException w:qFormat="1" w:unhideWhenUsed="0" w:uiPriority="73" w:semiHidden="0" w:name="Colorful Grid Accent 3"/>
+    <w:lsdException w:qFormat="1" w:unhideWhenUsed="0" w:uiPriority="60" w:semiHidden="0" w:name="Light Shading Accent 4"/>
+    <w:lsdException w:qFormat="1" w:unhideWhenUsed="0" w:uiPriority="61" w:semiHidden="0" w:name="Light List Accent 4"/>
     <w:lsdException w:unhideWhenUsed="0" w:uiPriority="62" w:semiHidden="0" w:name="Light Grid Accent 4"/>
     <w:lsdException w:unhideWhenUsed="0" w:uiPriority="63" w:semiHidden="0" w:name="Medium Shading 1 Accent 4"/>
-    <w:lsdException w:unhideWhenUsed="0" w:uiPriority="64" w:semiHidden="0" w:name="Medium Shading 2 Accent 4"/>
-    <w:lsdException w:unhideWhenUsed="0" w:uiPriority="65" w:semiHidden="0" w:name="Medium List 1 Accent 4"/>
+    <w:lsdException w:qFormat="1" w:unhideWhenUsed="0" w:uiPriority="64" w:semiHidden="0" w:name="Medium Shading 2 Accent 4"/>
+    <w:lsdException w:qFormat="1" w:unhideWhenUsed="0" w:uiPriority="65" w:semiHidden="0" w:name="Medium List 1 Accent 4"/>
     <w:lsdException w:unhideWhenUsed="0" w:uiPriority="66" w:semiHidden="0" w:name="Medium List 2 Accent 4"/>
     <w:lsdException w:qFormat="1" w:unhideWhenUsed="0" w:uiPriority="67" w:semiHidden="0" w:name="Medium Grid 1 Accent 4"/>
     <w:lsdException w:qFormat="1" w:unhideWhenUsed="0" w:uiPriority="68" w:semiHidden="0" w:name="Medium Grid 2 Accent 4"/>
@@ -10476,10 +10239,10 @@
     <w:lsdException w:qFormat="1" w:unhideWhenUsed="0" w:uiPriority="72" w:semiHidden="0" w:name="Colorful List Accent 4"/>
     <w:lsdException w:qFormat="1" w:unhideWhenUsed="0" w:uiPriority="73" w:semiHidden="0" w:name="Colorful Grid Accent 4"/>
     <w:lsdException w:qFormat="1" w:unhideWhenUsed="0" w:uiPriority="60" w:semiHidden="0" w:name="Light Shading Accent 5"/>
-    <w:lsdException w:unhideWhenUsed="0" w:uiPriority="61" w:semiHidden="0" w:name="Light List Accent 5"/>
-    <w:lsdException w:unhideWhenUsed="0" w:uiPriority="62" w:semiHidden="0" w:name="Light Grid Accent 5"/>
+    <w:lsdException w:qFormat="1" w:unhideWhenUsed="0" w:uiPriority="61" w:semiHidden="0" w:name="Light List Accent 5"/>
+    <w:lsdException w:qFormat="1" w:unhideWhenUsed="0" w:uiPriority="62" w:semiHidden="0" w:name="Light Grid Accent 5"/>
     <w:lsdException w:unhideWhenUsed="0" w:uiPriority="63" w:semiHidden="0" w:name="Medium Shading 1 Accent 5"/>
-    <w:lsdException w:unhideWhenUsed="0" w:uiPriority="64" w:semiHidden="0" w:name="Medium Shading 2 Accent 5"/>
+    <w:lsdException w:qFormat="1" w:unhideWhenUsed="0" w:uiPriority="64" w:semiHidden="0" w:name="Medium Shading 2 Accent 5"/>
     <w:lsdException w:unhideWhenUsed="0" w:uiPriority="65" w:semiHidden="0" w:name="Medium List 1 Accent 5"/>
     <w:lsdException w:qFormat="1" w:unhideWhenUsed="0" w:uiPriority="66" w:semiHidden="0" w:name="Medium List 2 Accent 5"/>
     <w:lsdException w:unhideWhenUsed="0" w:uiPriority="67" w:semiHidden="0" w:name="Medium Grid 1 Accent 5"/>
@@ -10490,18 +10253,18 @@
     <w:lsdException w:qFormat="1" w:unhideWhenUsed="0" w:uiPriority="72" w:semiHidden="0" w:name="Colorful List Accent 5"/>
     <w:lsdException w:qFormat="1" w:unhideWhenUsed="0" w:uiPriority="73" w:semiHidden="0" w:name="Colorful Grid Accent 5"/>
     <w:lsdException w:qFormat="1" w:unhideWhenUsed="0" w:uiPriority="60" w:semiHidden="0" w:name="Light Shading Accent 6"/>
-    <w:lsdException w:unhideWhenUsed="0" w:uiPriority="61" w:semiHidden="0" w:name="Light List Accent 6"/>
+    <w:lsdException w:qFormat="1" w:unhideWhenUsed="0" w:uiPriority="61" w:semiHidden="0" w:name="Light List Accent 6"/>
     <w:lsdException w:qFormat="1" w:unhideWhenUsed="0" w:uiPriority="62" w:semiHidden="0" w:name="Light Grid Accent 6"/>
     <w:lsdException w:qFormat="1" w:unhideWhenUsed="0" w:uiPriority="63" w:semiHidden="0" w:name="Medium Shading 1 Accent 6"/>
     <w:lsdException w:qFormat="1" w:unhideWhenUsed="0" w:uiPriority="64" w:semiHidden="0" w:name="Medium Shading 2 Accent 6"/>
     <w:lsdException w:qFormat="1" w:unhideWhenUsed="0" w:uiPriority="65" w:semiHidden="0" w:name="Medium List 1 Accent 6"/>
     <w:lsdException w:qFormat="1" w:unhideWhenUsed="0" w:uiPriority="66" w:semiHidden="0" w:name="Medium List 2 Accent 6"/>
-    <w:lsdException w:unhideWhenUsed="0" w:uiPriority="67" w:semiHidden="0" w:name="Medium Grid 1 Accent 6"/>
+    <w:lsdException w:qFormat="1" w:unhideWhenUsed="0" w:uiPriority="67" w:semiHidden="0" w:name="Medium Grid 1 Accent 6"/>
     <w:lsdException w:qFormat="1" w:unhideWhenUsed="0" w:uiPriority="68" w:semiHidden="0" w:name="Medium Grid 2 Accent 6"/>
     <w:lsdException w:qFormat="1" w:unhideWhenUsed="0" w:uiPriority="69" w:semiHidden="0" w:name="Medium Grid 3 Accent 6"/>
     <w:lsdException w:qFormat="1" w:unhideWhenUsed="0" w:uiPriority="70" w:semiHidden="0" w:name="Dark List Accent 6"/>
-    <w:lsdException w:unhideWhenUsed="0" w:uiPriority="71" w:semiHidden="0" w:name="Colorful Shading Accent 6"/>
-    <w:lsdException w:unhideWhenUsed="0" w:uiPriority="72" w:semiHidden="0" w:name="Colorful List Accent 6"/>
+    <w:lsdException w:qFormat="1" w:unhideWhenUsed="0" w:uiPriority="71" w:semiHidden="0" w:name="Colorful Shading Accent 6"/>
+    <w:lsdException w:qFormat="1" w:unhideWhenUsed="0" w:uiPriority="72" w:semiHidden="0" w:name="Colorful List Accent 6"/>
     <w:lsdException w:unhideWhenUsed="0" w:uiPriority="73" w:semiHidden="0" w:name="Colorful Grid Accent 6"/>
   </w:latentStyles>
   <w:style w:type="paragraph" w:default="1" w:styleId="1">
@@ -11370,6 +11133,7 @@
   <w:style w:type="paragraph" w:styleId="77">
     <w:name w:val="List Continue 5"/>
     <w:basedOn w:val="1"/>
+    <w:qFormat/>
     <w:uiPriority w:val="0"/>
     <w:pPr>
       <w:spacing w:after="120"/>
@@ -11856,6 +11620,7 @@
   <w:style w:type="table" w:styleId="97">
     <w:name w:val="Table Classic 1"/>
     <w:basedOn w:val="12"/>
+    <w:qFormat/>
     <w:uiPriority w:val="0"/>
     <w:pPr>
       <w:widowControl w:val="0"/>
@@ -11939,6 +11704,7 @@
   <w:style w:type="table" w:styleId="98">
     <w:name w:val="Table Classic 2"/>
     <w:basedOn w:val="12"/>
+    <w:qFormat/>
     <w:uiPriority w:val="0"/>
     <w:pPr>
       <w:widowControl w:val="0"/>
@@ -12190,6 +11956,7 @@
   <w:style w:type="table" w:styleId="101">
     <w:name w:val="Table Colorful 1"/>
     <w:basedOn w:val="12"/>
+    <w:qFormat/>
     <w:uiPriority w:val="0"/>
     <w:pPr>
       <w:widowControl w:val="0"/>
@@ -12271,6 +12038,7 @@
   <w:style w:type="table" w:styleId="102">
     <w:name w:val="Table Colorful 2"/>
     <w:basedOn w:val="12"/>
+    <w:qFormat/>
     <w:uiPriority w:val="0"/>
     <w:pPr>
       <w:widowControl w:val="0"/>
@@ -12346,6 +12114,7 @@
   <w:style w:type="table" w:styleId="103">
     <w:name w:val="Table Colorful 3"/>
     <w:basedOn w:val="12"/>
+    <w:qFormat/>
     <w:uiPriority w:val="0"/>
     <w:pPr>
       <w:widowControl w:val="0"/>
@@ -12405,6 +12174,7 @@
   <w:style w:type="table" w:styleId="104">
     <w:name w:val="Table Columns 1"/>
     <w:basedOn w:val="12"/>
+    <w:qFormat/>
     <w:uiPriority w:val="0"/>
     <w:pPr>
       <w:widowControl w:val="0"/>
@@ -12636,6 +12406,7 @@
   <w:style w:type="table" w:styleId="106">
     <w:name w:val="Table Columns 3"/>
     <w:basedOn w:val="12"/>
+    <w:qFormat/>
     <w:uiPriority w:val="0"/>
     <w:pPr>
       <w:widowControl w:val="0"/>
@@ -12812,6 +12583,7 @@
   <w:style w:type="table" w:styleId="108">
     <w:name w:val="Table Columns 5"/>
     <w:basedOn w:val="12"/>
+    <w:qFormat/>
     <w:uiPriority w:val="0"/>
     <w:pPr>
       <w:widowControl w:val="0"/>
@@ -12900,6 +12672,7 @@
   <w:style w:type="table" w:styleId="109">
     <w:name w:val="Table Contemporary"/>
     <w:basedOn w:val="12"/>
+    <w:qFormat/>
     <w:uiPriority w:val="0"/>
     <w:pPr>
       <w:widowControl w:val="0"/>
@@ -12956,6 +12729,7 @@
   <w:style w:type="table" w:styleId="110">
     <w:name w:val="Table Elegant"/>
     <w:basedOn w:val="12"/>
+    <w:qFormat/>
     <w:uiPriority w:val="0"/>
     <w:pPr>
       <w:widowControl w:val="0"/>
@@ -12991,6 +12765,7 @@
   <w:style w:type="table" w:styleId="111">
     <w:name w:val="Table Grid"/>
     <w:basedOn w:val="12"/>
+    <w:qFormat/>
     <w:uiPriority w:val="0"/>
     <w:pPr>
       <w:widowControl w:val="0"/>
@@ -13068,6 +12843,7 @@
   <w:style w:type="table" w:styleId="113">
     <w:name w:val="Table Grid 2"/>
     <w:basedOn w:val="12"/>
+    <w:qFormat/>
     <w:uiPriority w:val="0"/>
     <w:pPr>
       <w:widowControl w:val="0"/>
@@ -13139,6 +12915,7 @@
   <w:style w:type="table" w:styleId="114">
     <w:name w:val="Table Grid 3"/>
     <w:basedOn w:val="12"/>
+    <w:qFormat/>
     <w:uiPriority w:val="0"/>
     <w:pPr>
       <w:widowControl w:val="0"/>
@@ -13407,6 +13184,7 @@
   <w:style w:type="table" w:styleId="118">
     <w:name w:val="Table Grid 7"/>
     <w:basedOn w:val="12"/>
+    <w:qFormat/>
     <w:uiPriority w:val="0"/>
     <w:pPr>
       <w:widowControl w:val="0"/>
@@ -13496,6 +13274,7 @@
   <w:style w:type="table" w:styleId="119">
     <w:name w:val="Table Grid 8"/>
     <w:basedOn w:val="12"/>
+    <w:qFormat/>
     <w:uiPriority w:val="0"/>
     <w:pPr>
       <w:widowControl w:val="0"/>
@@ -13561,6 +13340,7 @@
   <w:style w:type="table" w:styleId="120">
     <w:name w:val="Table List 1"/>
     <w:basedOn w:val="12"/>
+    <w:qFormat/>
     <w:uiPriority w:val="0"/>
     <w:pPr>
       <w:widowControl w:val="0"/>
@@ -13723,6 +13503,7 @@
   <w:style w:type="table" w:styleId="122">
     <w:name w:val="Table List 3"/>
     <w:basedOn w:val="12"/>
+    <w:qFormat/>
     <w:uiPriority w:val="0"/>
     <w:pPr>
       <w:widowControl w:val="0"/>
@@ -13781,6 +13562,7 @@
   <w:style w:type="table" w:styleId="123">
     <w:name w:val="Table List 4"/>
     <w:basedOn w:val="12"/>
+    <w:qFormat/>
     <w:uiPriority w:val="0"/>
     <w:pPr>
       <w:widowControl w:val="0"/>
@@ -13818,6 +13600,7 @@
   <w:style w:type="table" w:styleId="124">
     <w:name w:val="Table List 5"/>
     <w:basedOn w:val="12"/>
+    <w:qFormat/>
     <w:uiPriority w:val="0"/>
     <w:pPr>
       <w:widowControl w:val="0"/>
@@ -13866,6 +13649,7 @@
   <w:style w:type="table" w:styleId="125">
     <w:name w:val="Table List 6"/>
     <w:basedOn w:val="12"/>
+    <w:qFormat/>
     <w:uiPriority w:val="0"/>
     <w:pPr>
       <w:widowControl w:val="0"/>
@@ -14137,6 +13921,7 @@
     <w:name w:val="table of authorities"/>
     <w:basedOn w:val="1"/>
     <w:next w:val="1"/>
+    <w:qFormat/>
     <w:uiPriority w:val="0"/>
     <w:pPr>
       <w:ind w:left="420" w:leftChars="200"/>
@@ -14146,6 +13931,7 @@
     <w:name w:val="table of figures"/>
     <w:basedOn w:val="1"/>
     <w:next w:val="1"/>
+    <w:qFormat/>
     <w:uiPriority w:val="0"/>
     <w:pPr>
       <w:ind w:leftChars="200" w:hanging="200" w:hangingChars="200"/>
@@ -14154,6 +13940,7 @@
   <w:style w:type="table" w:styleId="130">
     <w:name w:val="Table Professional"/>
     <w:basedOn w:val="12"/>
+    <w:qFormat/>
     <w:uiPriority w:val="0"/>
     <w:pPr>
       <w:widowControl w:val="0"/>
@@ -14230,6 +14017,7 @@
   <w:style w:type="table" w:styleId="132">
     <w:name w:val="Table Simple 2"/>
     <w:basedOn w:val="12"/>
+    <w:qFormat/>
     <w:uiPriority w:val="0"/>
     <w:pPr>
       <w:widowControl w:val="0"/>
@@ -14325,6 +14113,7 @@
   <w:style w:type="table" w:styleId="133">
     <w:name w:val="Table Simple 3"/>
     <w:basedOn w:val="12"/>
+    <w:qFormat/>
     <w:uiPriority w:val="0"/>
     <w:pPr>
       <w:widowControl w:val="0"/>
@@ -14452,6 +14241,7 @@
   <w:style w:type="table" w:styleId="135">
     <w:name w:val="Table Subtle 2"/>
     <w:basedOn w:val="12"/>
+    <w:qFormat/>
     <w:uiPriority w:val="0"/>
     <w:pPr>
       <w:widowControl w:val="0"/>
@@ -14535,6 +14325,7 @@
   <w:style w:type="table" w:styleId="136">
     <w:name w:val="Table Theme"/>
     <w:basedOn w:val="12"/>
+    <w:qFormat/>
     <w:uiPriority w:val="0"/>
     <w:pPr>
       <w:widowControl w:val="0"/>
@@ -14554,6 +14345,7 @@
   <w:style w:type="table" w:styleId="137">
     <w:name w:val="Table Web 1"/>
     <w:basedOn w:val="12"/>
+    <w:qFormat/>
     <w:uiPriority w:val="0"/>
     <w:pPr>
       <w:widowControl w:val="0"/>
@@ -14631,6 +14423,7 @@
   <w:style w:type="table" w:styleId="139">
     <w:name w:val="Table Web 3"/>
     <w:basedOn w:val="12"/>
+    <w:qFormat/>
     <w:uiPriority w:val="0"/>
     <w:pPr>
       <w:widowControl w:val="0"/>
@@ -14719,6 +14512,7 @@
     <w:name w:val="toc 3"/>
     <w:basedOn w:val="1"/>
     <w:next w:val="1"/>
+    <w:qFormat/>
     <w:uiPriority w:val="0"/>
     <w:pPr>
       <w:ind w:left="840" w:leftChars="400"/>
@@ -14738,6 +14532,7 @@
     <w:name w:val="toc 5"/>
     <w:basedOn w:val="1"/>
     <w:next w:val="1"/>
+    <w:qFormat/>
     <w:uiPriority w:val="0"/>
     <w:pPr>
       <w:ind w:left="1680" w:leftChars="800"/>
@@ -14766,6 +14561,7 @@
     <w:name w:val="toc 8"/>
     <w:basedOn w:val="1"/>
     <w:next w:val="1"/>
+    <w:qFormat/>
     <w:uiPriority w:val="0"/>
     <w:pPr>
       <w:ind w:left="2940" w:leftChars="1400"/>
@@ -14775,6 +14571,7 @@
     <w:name w:val="toc 9"/>
     <w:basedOn w:val="1"/>
     <w:next w:val="1"/>
+    <w:qFormat/>
     <w:uiPriority w:val="0"/>
     <w:pPr>
       <w:ind w:left="3360" w:leftChars="1600"/>
@@ -15147,6 +14944,7 @@
   <w:style w:type="table" w:styleId="155">
     <w:name w:val="Light Shading Accent 4"/>
     <w:basedOn w:val="12"/>
+    <w:qFormat/>
     <w:uiPriority w:val="60"/>
     <w:rPr>
       <w:color w:val="5F497A"/>
@@ -15419,6 +15217,7 @@
   <w:style w:type="table" w:styleId="158">
     <w:name w:val="Light List"/>
     <w:basedOn w:val="12"/>
+    <w:qFormat/>
     <w:uiPriority w:val="61"/>
     <w:tblPr>
       <w:tblBorders>
@@ -15498,6 +15297,7 @@
   <w:style w:type="table" w:styleId="159">
     <w:name w:val="Light List Accent 1"/>
     <w:basedOn w:val="12"/>
+    <w:qFormat/>
     <w:uiPriority w:val="61"/>
     <w:tblPr>
       <w:tblBorders>
@@ -15577,6 +15377,7 @@
   <w:style w:type="table" w:styleId="160">
     <w:name w:val="Light List Accent 2"/>
     <w:basedOn w:val="12"/>
+    <w:qFormat/>
     <w:uiPriority w:val="61"/>
     <w:tblPr>
       <w:tblBorders>
@@ -15736,6 +15537,7 @@
   <w:style w:type="table" w:styleId="162">
     <w:name w:val="Light List Accent 4"/>
     <w:basedOn w:val="12"/>
+    <w:qFormat/>
     <w:uiPriority w:val="61"/>
     <w:tblPr>
       <w:tblBorders>
@@ -15815,6 +15617,7 @@
   <w:style w:type="table" w:styleId="163">
     <w:name w:val="Light List Accent 5"/>
     <w:basedOn w:val="12"/>
+    <w:qFormat/>
     <w:uiPriority w:val="61"/>
     <w:tblPr>
       <w:tblBorders>
@@ -15894,6 +15697,7 @@
   <w:style w:type="table" w:styleId="164">
     <w:name w:val="Light List Accent 6"/>
     <w:basedOn w:val="12"/>
+    <w:qFormat/>
     <w:uiPriority w:val="61"/>
     <w:tblPr>
       <w:tblBorders>
@@ -15973,6 +15777,7 @@
   <w:style w:type="table" w:styleId="165">
     <w:name w:val="Light Grid"/>
     <w:basedOn w:val="12"/>
+    <w:qFormat/>
     <w:uiPriority w:val="62"/>
     <w:tblPr>
       <w:tblBorders>
@@ -16090,6 +15895,7 @@
   <w:style w:type="table" w:styleId="166">
     <w:name w:val="Light Grid Accent 1"/>
     <w:basedOn w:val="12"/>
+    <w:qFormat/>
     <w:uiPriority w:val="62"/>
     <w:tblPr>
       <w:tblBorders>
@@ -16325,6 +16131,7 @@
   <w:style w:type="table" w:styleId="168">
     <w:name w:val="Light Grid Accent 3"/>
     <w:basedOn w:val="12"/>
+    <w:qFormat/>
     <w:uiPriority w:val="62"/>
     <w:tblPr>
       <w:tblBorders>
@@ -16559,6 +16366,7 @@
   <w:style w:type="table" w:styleId="170">
     <w:name w:val="Light Grid Accent 5"/>
     <w:basedOn w:val="12"/>
+    <w:qFormat/>
     <w:uiPriority w:val="62"/>
     <w:tblPr>
       <w:tblBorders>
@@ -17076,6 +16884,7 @@
   <w:style w:type="table" w:styleId="175">
     <w:name w:val="Medium Shading 1 Accent 3"/>
     <w:basedOn w:val="12"/>
+    <w:qFormat/>
     <w:uiPriority w:val="63"/>
     <w:tblPr>
       <w:tblBorders>
@@ -17994,6 +17803,7 @@
   <w:style w:type="table" w:styleId="183">
     <w:name w:val="Medium Shading 2 Accent 4"/>
     <w:basedOn w:val="12"/>
+    <w:qFormat/>
     <w:uiPriority w:val="64"/>
     <w:tblPr>
       <w:tblBorders>
@@ -18130,6 +17940,7 @@
   <w:style w:type="table" w:styleId="184">
     <w:name w:val="Medium Shading 2 Accent 5"/>
     <w:basedOn w:val="12"/>
+    <w:qFormat/>
     <w:uiPriority w:val="64"/>
     <w:tblPr>
       <w:tblBorders>
@@ -18546,6 +18357,7 @@
   <w:style w:type="table" w:styleId="188">
     <w:name w:val="Medium List 1 Accent 2"/>
     <w:basedOn w:val="12"/>
+    <w:qFormat/>
     <w:uiPriority w:val="65"/>
     <w:rPr>
       <w:color w:val="000000"/>
@@ -18688,6 +18500,7 @@
   <w:style w:type="table" w:styleId="190">
     <w:name w:val="Medium List 1 Accent 4"/>
     <w:basedOn w:val="12"/>
+    <w:qFormat/>
     <w:uiPriority w:val="65"/>
     <w:rPr>
       <w:color w:val="000000"/>
@@ -20078,6 +19891,7 @@
   <w:style w:type="table" w:styleId="206">
     <w:name w:val="Medium Grid 1 Accent 6"/>
     <w:basedOn w:val="12"/>
+    <w:qFormat/>
     <w:uiPriority w:val="67"/>
     <w:tblPr>
       <w:tblBorders>
@@ -21057,6 +20871,7 @@
   <w:style w:type="table" w:styleId="215">
     <w:name w:val="Medium Grid 3 Accent 1"/>
     <w:basedOn w:val="12"/>
+    <w:qFormat/>
     <w:uiPriority w:val="69"/>
     <w:tblPr>
       <w:tblBorders>
@@ -21931,6 +21746,7 @@
   <w:style w:type="table" w:styleId="222">
     <w:name w:val="Dark List Accent 1"/>
     <w:basedOn w:val="12"/>
+    <w:qFormat/>
     <w:uiPriority w:val="70"/>
     <w:rPr>
       <w:color w:val="FFFFFF"/>
@@ -23204,6 +23020,7 @@
   <w:style w:type="table" w:styleId="234">
     <w:name w:val="Colorful Shading Accent 6"/>
     <w:basedOn w:val="12"/>
+    <w:qFormat/>
     <w:uiPriority w:val="71"/>
     <w:rPr>
       <w:color w:val="000000"/>
@@ -23766,6 +23583,7 @@
   <w:style w:type="table" w:styleId="241">
     <w:name w:val="Colorful List Accent 6"/>
     <w:basedOn w:val="12"/>
+    <w:qFormat/>
     <w:uiPriority w:val="72"/>
     <w:rPr>
       <w:color w:val="000000"/>
@@ -24043,6 +23861,7 @@
   <w:style w:type="table" w:styleId="245">
     <w:name w:val="Colorful Grid Accent 3"/>
     <w:basedOn w:val="12"/>
+    <w:qFormat/>
     <w:uiPriority w:val="73"/>
     <w:rPr>
       <w:color w:val="000000"/>
